--- a/pr-preview/pr-412/permutation-tests-handout-tracked-changes.docx
+++ b/pr-preview/pr-412/permutation-tests-handout-tracked-changes.docx
@@ -16,7 +16,7 @@
       </w:pPr>
       <w:del w:id="1" w:author="PR Preview" w:date="2026-01-01T00:00:00Z">
         <w:r>
-          <w:delText xml:space="preserve">Last modified: 2026-10-20 14:23:26 (PDT)</w:delText>
+          <w:delText xml:space="preserve">Last modified: 2026-10-26 09:58:58 (PDT)</w:delText>
         </w:r>
       </w:del>
     </w:p>
@@ -26,7 +26,7 @@
       </w:pPr>
       <w:ins w:id="2" w:author="PR Preview" w:date="2026-01-01T00:00:00Z">
         <w:r>
-          <w:t xml:space="preserve">Last modified: 2026-10-21 11:52:50 (PDT)</w:t>
+          <w:t xml:space="preserve">Last modified: 2026-10-26 11:08:19 (PDT)</w:t>
         </w:r>
       </w:ins>
     </w:p>
@@ -9587,6 +9587,7 @@
               </m:r>
               <m:r>
                 <m:rPr>
+                  <m:scr m:val="double-struck"/>
                   <m:sty m:val="p"/>
                 </m:rPr>
                 <m:t>E</m:t>
@@ -9739,6 +9740,7 @@
                 <m:e>
                   <m:r>
                     <m:rPr>
+                      <m:scr m:val="double-struck"/>
                       <m:sty m:val="p"/>
                     </m:rPr>
                     <m:t>E</m:t>
@@ -9873,6 +9875,7 @@
               </m:f>
               <m:r>
                 <m:rPr>
+                  <m:scr m:val="double-struck"/>
                   <m:sty m:val="p"/>
                 </m:rPr>
                 <m:t>E</m:t>
@@ -10027,6 +10030,7 @@
               </m:f>
               <m:r>
                 <m:rPr>
+                  <m:scr m:val="double-struck"/>
                   <m:sty m:val="p"/>
                 </m:rPr>
                 <m:t>E</m:t>
@@ -16970,6 +16974,36 @@
         </w:numPr>
       </w:pPr>
       <w:r>
+        <w:t xml:space="preserve">Section 24.2 of Lange’s textbook</w:t>
+      </w:r>
+      <w:r>
+        <w:t xml:space="preserve"> </w:t>
+      </w:r>
+      <w:r>
+        <w:t xml:space="preserve">[10]</w:t>
+      </w:r>
+      <w:r>
+        <w:t xml:space="preserve"> </w:t>
+      </w:r>
+      <w:r>
+        <w:t xml:space="preserve">covers permutation tests,</w:t>
+      </w:r>
+      <w:r>
+        <w:t xml:space="preserve"> </w:t>
+      </w:r>
+      <w:r>
+        <w:t xml:space="preserve">with an emphasis on computation.</w:t>
+      </w:r>
+    </w:p>
+    <w:p>
+      <w:pPr>
+        <w:pStyle w:val="Compact"/>
+        <w:numPr>
+          <w:ilvl w:val="0"/>
+          <w:numId w:val="1002"/>
+        </w:numPr>
+      </w:pPr>
+      <w:r>
         <w:t xml:space="preserve">Chapter 13 of</w:t>
       </w:r>
       <w:r>
@@ -16986,7 +17020,7 @@
       </w:r>
     </w:p>
     <w:bookmarkEnd w:id="53"/>
-    <w:bookmarkStart w:id="71" w:name="references"/>
+    <w:bookmarkStart w:id="73" w:name="references"/>
     <w:p>
       <w:pPr>
         <w:pStyle w:val="Heading2"/>
@@ -16995,7 +17029,7 @@
         <w:t xml:space="preserve">References</w:t>
       </w:r>
     </w:p>
-    <w:bookmarkStart w:id="70" w:name="refs"/>
+    <w:bookmarkStart w:id="72" w:name="refs"/>
     <w:bookmarkStart w:id="55" w:name="ref-wikipedia_resampling_statistics"/>
     <w:p>
       <w:pPr>
@@ -17454,8 +17488,54 @@
       </w:r>
     </w:p>
     <w:bookmarkEnd w:id="69"/>
-    <w:bookmarkEnd w:id="70"/>
+    <w:bookmarkStart w:id="71" w:name="ref-lange2010numerical"/>
+    <w:p>
+      <w:pPr>
+        <w:pStyle w:val="Bibliography"/>
+      </w:pPr>
+      <w:r>
+        <w:t xml:space="preserve">[10]</w:t>
+      </w:r>
+      <w:r>
+        <w:t xml:space="preserve"> </w:t>
+      </w:r>
+      <w:r>
+        <w:t xml:space="preserve">	</w:t>
+      </w:r>
+      <w:r>
+        <w:t xml:space="preserve">K. Lange,</w:t>
+      </w:r>
+      <w:r>
+        <w:t xml:space="preserve"> </w:t>
+      </w:r>
+      <w:r>
+        <w:rPr>
+          <w:i/>
+          <w:iCs/>
+        </w:rPr>
+        <w:t xml:space="preserve">Numerical analysis for statisticians</w:t>
+      </w:r>
+      <w:r>
+        <w:t xml:space="preserve">, 2nd ed. in Statistics and computing. Springer, 2010. doi:</w:t>
+      </w:r>
+      <w:r>
+        <w:t xml:space="preserve"> </w:t>
+      </w:r>
+      <w:hyperlink r:id="rId70">
+        <w:r>
+          <w:rPr>
+            <w:rStyle w:val="Hyperlink"/>
+          </w:rPr>
+          <w:t xml:space="preserve">10.1007/978-1-4419-5945-4</w:t>
+        </w:r>
+      </w:hyperlink>
+      <w:r>
+        <w:t xml:space="preserve">.</w:t>
+      </w:r>
+    </w:p>
     <w:bookmarkEnd w:id="71"/>
+    <w:bookmarkEnd w:id="72"/>
+    <w:bookmarkEnd w:id="73"/>
     <w:sectPr>
       <w:footnotePr>
         <w:numRestart w:val="eachSect"/>
